--- a/html/tiffanytimbric/Chadwick_Timbric-resume.docx
+++ b/html/tiffanytimbric/Chadwick_Timbric-resume.docx
@@ -55,7 +55,17 @@
           <w:sz w:val="20"/>
           <w:szCs w:val="20"/>
         </w:rPr>
-        <w:t>Broomfield, Colorado 80023</w:t>
+        <w:t>Westminster</w:t>
+      </w:r>
+      <w:r>
+        <w:rPr>
+          <w:rFonts w:cs="Calibri" w:ascii="Helvetica Neue" w:hAnsi="Helvetica Neue"/>
+          <w:b/>
+          <w:bCs/>
+          <w:sz w:val="20"/>
+          <w:szCs w:val="20"/>
+        </w:rPr>
+        <w:t>, Colorado 80023</w:t>
       </w:r>
     </w:p>
     <w:p>
